--- a/deliverables/BiblioFlow-CR-BF-01-consegna-2026-10-13/documenti/06 - Report dei test di regressione.docx
+++ b/deliverables/BiblioFlow-CR-BF-01-consegna-2026-10-13/documenti/06 - Report dei test di regressione.docx
@@ -96,7 +96,7 @@
         <w:rPr>
           <w:rStyle w:val="VerbatimChar"/>
         </w:rPr>
-        <w:t>066f198</w:t>
+        <w:t>20efb4b</w:t>
       </w:r>
     </w:p>
     <w:p>
@@ -166,7 +166,7 @@
             </w:rPr>
             <w:fldChar w:fldCharType="separate"/>
           </w:r>
-          <w:hyperlink w:anchor="__RefHeading___Toc16989_3672760668">
+          <w:hyperlink w:anchor="__RefHeading___Toc17195_4122350189">
             <w:r>
               <w:rPr>
                 <w:webHidden/>
@@ -187,7 +187,7 @@
             </w:tabs>
             <w:rPr/>
           </w:pPr>
-          <w:hyperlink w:anchor="__RefHeading___Toc16991_3672760668">
+          <w:hyperlink w:anchor="__RefHeading___Toc17197_4122350189">
             <w:r>
               <w:rPr>
                 <w:webHidden/>
@@ -208,7 +208,7 @@
             </w:tabs>
             <w:rPr/>
           </w:pPr>
-          <w:hyperlink w:anchor="__RefHeading___Toc16993_3672760668">
+          <w:hyperlink w:anchor="__RefHeading___Toc17199_4122350189">
             <w:r>
               <w:rPr>
                 <w:webHidden/>
@@ -229,7 +229,7 @@
             </w:tabs>
             <w:rPr/>
           </w:pPr>
-          <w:hyperlink w:anchor="__RefHeading___Toc16995_3672760668">
+          <w:hyperlink w:anchor="__RefHeading___Toc17201_4122350189">
             <w:r>
               <w:rPr>
                 <w:webHidden/>
@@ -250,7 +250,7 @@
             </w:tabs>
             <w:rPr/>
           </w:pPr>
-          <w:hyperlink w:anchor="__RefHeading___Toc16997_3672760668">
+          <w:hyperlink w:anchor="__RefHeading___Toc17203_4122350189">
             <w:r>
               <w:rPr>
                 <w:webHidden/>
@@ -271,7 +271,7 @@
             </w:tabs>
             <w:rPr/>
           </w:pPr>
-          <w:hyperlink w:anchor="__RefHeading___Toc16999_3672760668">
+          <w:hyperlink w:anchor="__RefHeading___Toc17205_4122350189">
             <w:r>
               <w:rPr>
                 <w:webHidden/>
@@ -292,7 +292,7 @@
             </w:tabs>
             <w:rPr/>
           </w:pPr>
-          <w:hyperlink w:anchor="__RefHeading___Toc17001_3672760668">
+          <w:hyperlink w:anchor="__RefHeading___Toc17207_4122350189">
             <w:r>
               <w:rPr>
                 <w:webHidden/>
@@ -313,7 +313,7 @@
             </w:tabs>
             <w:rPr/>
           </w:pPr>
-          <w:hyperlink w:anchor="__RefHeading___Toc17003_3672760668">
+          <w:hyperlink w:anchor="__RefHeading___Toc17209_4122350189">
             <w:r>
               <w:rPr>
                 <w:webHidden/>
@@ -334,7 +334,7 @@
             </w:tabs>
             <w:rPr/>
           </w:pPr>
-          <w:hyperlink w:anchor="__RefHeading___Toc17005_3672760668">
+          <w:hyperlink w:anchor="__RefHeading___Toc17211_4122350189">
             <w:r>
               <w:rPr>
                 <w:webHidden/>
@@ -355,7 +355,7 @@
             </w:tabs>
             <w:rPr/>
           </w:pPr>
-          <w:hyperlink w:anchor="__RefHeading___Toc17007_3672760668">
+          <w:hyperlink w:anchor="__RefHeading___Toc17213_4122350189">
             <w:r>
               <w:rPr>
                 <w:webHidden/>
@@ -376,7 +376,7 @@
             </w:tabs>
             <w:rPr/>
           </w:pPr>
-          <w:hyperlink w:anchor="__RefHeading___Toc17009_3672760668">
+          <w:hyperlink w:anchor="__RefHeading___Toc17215_4122350189">
             <w:r>
               <w:rPr>
                 <w:webHidden/>
@@ -424,7 +424,7 @@
         <w:spacing w:before="0" w:after="120"/>
         <w:rPr/>
       </w:pPr>
-      <w:bookmarkStart w:id="0" w:name="__RefHeading___Toc16989_3672760668"/>
+      <w:bookmarkStart w:id="0" w:name="__RefHeading___Toc17195_4122350189"/>
       <w:bookmarkEnd w:id="0"/>
       <w:r>
         <w:rPr/>
@@ -1165,7 +1165,7 @@
         <w:pStyle w:val="Heading1"/>
         <w:rPr/>
       </w:pPr>
-      <w:bookmarkStart w:id="2" w:name="__RefHeading___Toc16991_3672760668"/>
+      <w:bookmarkStart w:id="2" w:name="__RefHeading___Toc17197_4122350189"/>
       <w:bookmarkEnd w:id="2"/>
       <w:r>
         <w:rPr/>
@@ -1218,7 +1218,7 @@
         <w:pStyle w:val="Heading1"/>
         <w:rPr/>
       </w:pPr>
-      <w:bookmarkStart w:id="3" w:name="__RefHeading___Toc16993_3672760668"/>
+      <w:bookmarkStart w:id="3" w:name="__RefHeading___Toc17199_4122350189"/>
       <w:bookmarkStart w:id="4" w:name="ambiente-e-metodo"/>
       <w:bookmarkEnd w:id="3"/>
       <w:r>
@@ -2007,7 +2007,7 @@
         <w:pStyle w:val="Heading1"/>
         <w:rPr/>
       </w:pPr>
-      <w:bookmarkStart w:id="5" w:name="__RefHeading___Toc16995_3672760668"/>
+      <w:bookmarkStart w:id="5" w:name="__RefHeading___Toc17201_4122350189"/>
       <w:bookmarkStart w:id="6" w:name="esito-complessivo-dei-casi-invariati"/>
       <w:bookmarkEnd w:id="5"/>
       <w:r>
@@ -2936,7 +2936,7 @@
         <w:pStyle w:val="Heading1"/>
         <w:rPr/>
       </w:pPr>
-      <w:bookmarkStart w:id="7" w:name="__RefHeading___Toc16997_3672760668"/>
+      <w:bookmarkStart w:id="7" w:name="__RefHeading___Toc17203_4122350189"/>
       <w:bookmarkEnd w:id="7"/>
       <w:r>
         <w:rPr/>
@@ -6548,7 +6548,7 @@
         <w:pStyle w:val="Heading1"/>
         <w:rPr/>
       </w:pPr>
-      <w:bookmarkStart w:id="9" w:name="__RefHeading___Toc16999_3672760668"/>
+      <w:bookmarkStart w:id="9" w:name="__RefHeading___Toc17205_4122350189"/>
       <w:bookmarkEnd w:id="9"/>
       <w:r>
         <w:rPr/>
@@ -7870,7 +7870,7 @@
         <w:pStyle w:val="Heading1"/>
         <w:rPr/>
       </w:pPr>
-      <w:bookmarkStart w:id="10" w:name="__RefHeading___Toc17001_3672760668"/>
+      <w:bookmarkStart w:id="10" w:name="__RefHeading___Toc17207_4122350189"/>
       <w:bookmarkStart w:id="11" w:name="differenze-osservate-e-motivazione"/>
       <w:bookmarkEnd w:id="10"/>
       <w:r>
@@ -7883,7 +7883,7 @@
         <w:pStyle w:val="Heading2"/>
         <w:rPr/>
       </w:pPr>
-      <w:bookmarkStart w:id="12" w:name="__RefHeading___Toc17003_3672760668"/>
+      <w:bookmarkStart w:id="12" w:name="__RefHeading___Toc17209_4122350189"/>
       <w:bookmarkStart w:id="13" w:name="differenze-volute"/>
       <w:bookmarkEnd w:id="12"/>
       <w:r>
@@ -7958,7 +7958,7 @@
         <w:pStyle w:val="Heading2"/>
         <w:rPr/>
       </w:pPr>
-      <w:bookmarkStart w:id="14" w:name="__RefHeading___Toc17005_3672760668"/>
+      <w:bookmarkStart w:id="14" w:name="__RefHeading___Toc17211_4122350189"/>
       <w:bookmarkStart w:id="15" w:name="X57db3b63f7f7174477f70a15bbf740b0d77a323"/>
       <w:bookmarkEnd w:id="14"/>
       <w:r>
@@ -8092,7 +8092,7 @@
         <w:pStyle w:val="Heading2"/>
         <w:rPr/>
       </w:pPr>
-      <w:bookmarkStart w:id="16" w:name="__RefHeading___Toc17007_3672760668"/>
+      <w:bookmarkStart w:id="16" w:name="__RefHeading___Toc17213_4122350189"/>
       <w:bookmarkStart w:id="17" w:name="X820af080a7ebd3f3308f75dbc9fc5dc628f00e9"/>
       <w:bookmarkEnd w:id="16"/>
       <w:r>
@@ -8220,7 +8220,7 @@
         <w:pStyle w:val="Heading1"/>
         <w:rPr/>
       </w:pPr>
-      <w:bookmarkStart w:id="18" w:name="__RefHeading___Toc17009_3672760668"/>
+      <w:bookmarkStart w:id="18" w:name="__RefHeading___Toc17215_4122350189"/>
       <w:bookmarkStart w:id="19" w:name="conclusione-ca-06"/>
       <w:bookmarkEnd w:id="18"/>
       <w:r>

--- a/deliverables/BiblioFlow-CR-BF-01-consegna-2026-10-13/documenti/06 - Report dei test di regressione.docx
+++ b/deliverables/BiblioFlow-CR-BF-01-consegna-2026-10-13/documenti/06 - Report dei test di regressione.docx
@@ -96,7 +96,7 @@
         <w:rPr>
           <w:rStyle w:val="VerbatimChar"/>
         </w:rPr>
-        <w:t>20efb4b</w:t>
+        <w:t>1730b23</w:t>
       </w:r>
     </w:p>
     <w:p>
@@ -166,7 +166,7 @@
             </w:rPr>
             <w:fldChar w:fldCharType="separate"/>
           </w:r>
-          <w:hyperlink w:anchor="__RefHeading___Toc17195_4122350189">
+          <w:hyperlink w:anchor="__RefHeading___Toc17230_2049021629">
             <w:r>
               <w:rPr>
                 <w:webHidden/>
@@ -187,7 +187,7 @@
             </w:tabs>
             <w:rPr/>
           </w:pPr>
-          <w:hyperlink w:anchor="__RefHeading___Toc17197_4122350189">
+          <w:hyperlink w:anchor="__RefHeading___Toc17232_2049021629">
             <w:r>
               <w:rPr>
                 <w:webHidden/>
@@ -208,7 +208,7 @@
             </w:tabs>
             <w:rPr/>
           </w:pPr>
-          <w:hyperlink w:anchor="__RefHeading___Toc17199_4122350189">
+          <w:hyperlink w:anchor="__RefHeading___Toc17234_2049021629">
             <w:r>
               <w:rPr>
                 <w:webHidden/>
@@ -229,7 +229,7 @@
             </w:tabs>
             <w:rPr/>
           </w:pPr>
-          <w:hyperlink w:anchor="__RefHeading___Toc17201_4122350189">
+          <w:hyperlink w:anchor="__RefHeading___Toc17236_2049021629">
             <w:r>
               <w:rPr>
                 <w:webHidden/>
@@ -250,7 +250,7 @@
             </w:tabs>
             <w:rPr/>
           </w:pPr>
-          <w:hyperlink w:anchor="__RefHeading___Toc17203_4122350189">
+          <w:hyperlink w:anchor="__RefHeading___Toc17238_2049021629">
             <w:r>
               <w:rPr>
                 <w:webHidden/>
@@ -271,7 +271,7 @@
             </w:tabs>
             <w:rPr/>
           </w:pPr>
-          <w:hyperlink w:anchor="__RefHeading___Toc17205_4122350189">
+          <w:hyperlink w:anchor="__RefHeading___Toc17240_2049021629">
             <w:r>
               <w:rPr>
                 <w:webHidden/>
@@ -292,7 +292,7 @@
             </w:tabs>
             <w:rPr/>
           </w:pPr>
-          <w:hyperlink w:anchor="__RefHeading___Toc17207_4122350189">
+          <w:hyperlink w:anchor="__RefHeading___Toc17242_2049021629">
             <w:r>
               <w:rPr>
                 <w:webHidden/>
@@ -313,7 +313,7 @@
             </w:tabs>
             <w:rPr/>
           </w:pPr>
-          <w:hyperlink w:anchor="__RefHeading___Toc17209_4122350189">
+          <w:hyperlink w:anchor="__RefHeading___Toc17244_2049021629">
             <w:r>
               <w:rPr>
                 <w:webHidden/>
@@ -334,7 +334,7 @@
             </w:tabs>
             <w:rPr/>
           </w:pPr>
-          <w:hyperlink w:anchor="__RefHeading___Toc17211_4122350189">
+          <w:hyperlink w:anchor="__RefHeading___Toc17246_2049021629">
             <w:r>
               <w:rPr>
                 <w:webHidden/>
@@ -355,7 +355,7 @@
             </w:tabs>
             <w:rPr/>
           </w:pPr>
-          <w:hyperlink w:anchor="__RefHeading___Toc17213_4122350189">
+          <w:hyperlink w:anchor="__RefHeading___Toc17248_2049021629">
             <w:r>
               <w:rPr>
                 <w:webHidden/>
@@ -376,7 +376,7 @@
             </w:tabs>
             <w:rPr/>
           </w:pPr>
-          <w:hyperlink w:anchor="__RefHeading___Toc17215_4122350189">
+          <w:hyperlink w:anchor="__RefHeading___Toc17250_2049021629">
             <w:r>
               <w:rPr>
                 <w:webHidden/>
@@ -424,7 +424,7 @@
         <w:spacing w:before="0" w:after="120"/>
         <w:rPr/>
       </w:pPr>
-      <w:bookmarkStart w:id="0" w:name="__RefHeading___Toc17195_4122350189"/>
+      <w:bookmarkStart w:id="0" w:name="__RefHeading___Toc17230_2049021629"/>
       <w:bookmarkEnd w:id="0"/>
       <w:r>
         <w:rPr/>
@@ -1165,7 +1165,7 @@
         <w:pStyle w:val="Heading1"/>
         <w:rPr/>
       </w:pPr>
-      <w:bookmarkStart w:id="2" w:name="__RefHeading___Toc17197_4122350189"/>
+      <w:bookmarkStart w:id="2" w:name="__RefHeading___Toc17232_2049021629"/>
       <w:bookmarkEnd w:id="2"/>
       <w:r>
         <w:rPr/>
@@ -1218,7 +1218,7 @@
         <w:pStyle w:val="Heading1"/>
         <w:rPr/>
       </w:pPr>
-      <w:bookmarkStart w:id="3" w:name="__RefHeading___Toc17199_4122350189"/>
+      <w:bookmarkStart w:id="3" w:name="__RefHeading___Toc17234_2049021629"/>
       <w:bookmarkStart w:id="4" w:name="ambiente-e-metodo"/>
       <w:bookmarkEnd w:id="3"/>
       <w:r>
@@ -2007,7 +2007,7 @@
         <w:pStyle w:val="Heading1"/>
         <w:rPr/>
       </w:pPr>
-      <w:bookmarkStart w:id="5" w:name="__RefHeading___Toc17201_4122350189"/>
+      <w:bookmarkStart w:id="5" w:name="__RefHeading___Toc17236_2049021629"/>
       <w:bookmarkStart w:id="6" w:name="esito-complessivo-dei-casi-invariati"/>
       <w:bookmarkEnd w:id="5"/>
       <w:r>
@@ -2936,7 +2936,7 @@
         <w:pStyle w:val="Heading1"/>
         <w:rPr/>
       </w:pPr>
-      <w:bookmarkStart w:id="7" w:name="__RefHeading___Toc17203_4122350189"/>
+      <w:bookmarkStart w:id="7" w:name="__RefHeading___Toc17238_2049021629"/>
       <w:bookmarkEnd w:id="7"/>
       <w:r>
         <w:rPr/>
@@ -6548,7 +6548,7 @@
         <w:pStyle w:val="Heading1"/>
         <w:rPr/>
       </w:pPr>
-      <w:bookmarkStart w:id="9" w:name="__RefHeading___Toc17205_4122350189"/>
+      <w:bookmarkStart w:id="9" w:name="__RefHeading___Toc17240_2049021629"/>
       <w:bookmarkEnd w:id="9"/>
       <w:r>
         <w:rPr/>
@@ -7870,7 +7870,7 @@
         <w:pStyle w:val="Heading1"/>
         <w:rPr/>
       </w:pPr>
-      <w:bookmarkStart w:id="10" w:name="__RefHeading___Toc17207_4122350189"/>
+      <w:bookmarkStart w:id="10" w:name="__RefHeading___Toc17242_2049021629"/>
       <w:bookmarkStart w:id="11" w:name="differenze-osservate-e-motivazione"/>
       <w:bookmarkEnd w:id="10"/>
       <w:r>
@@ -7883,7 +7883,7 @@
         <w:pStyle w:val="Heading2"/>
         <w:rPr/>
       </w:pPr>
-      <w:bookmarkStart w:id="12" w:name="__RefHeading___Toc17209_4122350189"/>
+      <w:bookmarkStart w:id="12" w:name="__RefHeading___Toc17244_2049021629"/>
       <w:bookmarkStart w:id="13" w:name="differenze-volute"/>
       <w:bookmarkEnd w:id="12"/>
       <w:r>
@@ -7958,7 +7958,7 @@
         <w:pStyle w:val="Heading2"/>
         <w:rPr/>
       </w:pPr>
-      <w:bookmarkStart w:id="14" w:name="__RefHeading___Toc17211_4122350189"/>
+      <w:bookmarkStart w:id="14" w:name="__RefHeading___Toc17246_2049021629"/>
       <w:bookmarkStart w:id="15" w:name="X57db3b63f7f7174477f70a15bbf740b0d77a323"/>
       <w:bookmarkEnd w:id="14"/>
       <w:r>
@@ -8092,7 +8092,7 @@
         <w:pStyle w:val="Heading2"/>
         <w:rPr/>
       </w:pPr>
-      <w:bookmarkStart w:id="16" w:name="__RefHeading___Toc17213_4122350189"/>
+      <w:bookmarkStart w:id="16" w:name="__RefHeading___Toc17248_2049021629"/>
       <w:bookmarkStart w:id="17" w:name="X820af080a7ebd3f3308f75dbc9fc5dc628f00e9"/>
       <w:bookmarkEnd w:id="16"/>
       <w:r>
@@ -8220,7 +8220,7 @@
         <w:pStyle w:val="Heading1"/>
         <w:rPr/>
       </w:pPr>
-      <w:bookmarkStart w:id="18" w:name="__RefHeading___Toc17215_4122350189"/>
+      <w:bookmarkStart w:id="18" w:name="__RefHeading___Toc17250_2049021629"/>
       <w:bookmarkStart w:id="19" w:name="conclusione-ca-06"/>
       <w:bookmarkEnd w:id="18"/>
       <w:r>

--- a/deliverables/BiblioFlow-CR-BF-01-consegna-2026-10-13/documenti/06 - Report dei test di regressione.docx
+++ b/deliverables/BiblioFlow-CR-BF-01-consegna-2026-10-13/documenti/06 - Report dei test di regressione.docx
@@ -96,7 +96,7 @@
         <w:rPr>
           <w:rStyle w:val="VerbatimChar"/>
         </w:rPr>
-        <w:t>066f198</w:t>
+        <w:t>1730b23</w:t>
       </w:r>
     </w:p>
     <w:p>
@@ -166,7 +166,7 @@
             </w:rPr>
             <w:fldChar w:fldCharType="separate"/>
           </w:r>
-          <w:hyperlink w:anchor="__RefHeading___Toc16989_3672760668">
+          <w:hyperlink w:anchor="__RefHeading___Toc17230_2049021629">
             <w:r>
               <w:rPr>
                 <w:webHidden/>
@@ -187,7 +187,7 @@
             </w:tabs>
             <w:rPr/>
           </w:pPr>
-          <w:hyperlink w:anchor="__RefHeading___Toc16991_3672760668">
+          <w:hyperlink w:anchor="__RefHeading___Toc17232_2049021629">
             <w:r>
               <w:rPr>
                 <w:webHidden/>
@@ -208,7 +208,7 @@
             </w:tabs>
             <w:rPr/>
           </w:pPr>
-          <w:hyperlink w:anchor="__RefHeading___Toc16993_3672760668">
+          <w:hyperlink w:anchor="__RefHeading___Toc17234_2049021629">
             <w:r>
               <w:rPr>
                 <w:webHidden/>
@@ -229,7 +229,7 @@
             </w:tabs>
             <w:rPr/>
           </w:pPr>
-          <w:hyperlink w:anchor="__RefHeading___Toc16995_3672760668">
+          <w:hyperlink w:anchor="__RefHeading___Toc17236_2049021629">
             <w:r>
               <w:rPr>
                 <w:webHidden/>
@@ -250,7 +250,7 @@
             </w:tabs>
             <w:rPr/>
           </w:pPr>
-          <w:hyperlink w:anchor="__RefHeading___Toc16997_3672760668">
+          <w:hyperlink w:anchor="__RefHeading___Toc17238_2049021629">
             <w:r>
               <w:rPr>
                 <w:webHidden/>
@@ -271,7 +271,7 @@
             </w:tabs>
             <w:rPr/>
           </w:pPr>
-          <w:hyperlink w:anchor="__RefHeading___Toc16999_3672760668">
+          <w:hyperlink w:anchor="__RefHeading___Toc17240_2049021629">
             <w:r>
               <w:rPr>
                 <w:webHidden/>
@@ -292,7 +292,7 @@
             </w:tabs>
             <w:rPr/>
           </w:pPr>
-          <w:hyperlink w:anchor="__RefHeading___Toc17001_3672760668">
+          <w:hyperlink w:anchor="__RefHeading___Toc17242_2049021629">
             <w:r>
               <w:rPr>
                 <w:webHidden/>
@@ -313,7 +313,7 @@
             </w:tabs>
             <w:rPr/>
           </w:pPr>
-          <w:hyperlink w:anchor="__RefHeading___Toc17003_3672760668">
+          <w:hyperlink w:anchor="__RefHeading___Toc17244_2049021629">
             <w:r>
               <w:rPr>
                 <w:webHidden/>
@@ -334,7 +334,7 @@
             </w:tabs>
             <w:rPr/>
           </w:pPr>
-          <w:hyperlink w:anchor="__RefHeading___Toc17005_3672760668">
+          <w:hyperlink w:anchor="__RefHeading___Toc17246_2049021629">
             <w:r>
               <w:rPr>
                 <w:webHidden/>
@@ -355,7 +355,7 @@
             </w:tabs>
             <w:rPr/>
           </w:pPr>
-          <w:hyperlink w:anchor="__RefHeading___Toc17007_3672760668">
+          <w:hyperlink w:anchor="__RefHeading___Toc17248_2049021629">
             <w:r>
               <w:rPr>
                 <w:webHidden/>
@@ -376,7 +376,7 @@
             </w:tabs>
             <w:rPr/>
           </w:pPr>
-          <w:hyperlink w:anchor="__RefHeading___Toc17009_3672760668">
+          <w:hyperlink w:anchor="__RefHeading___Toc17250_2049021629">
             <w:r>
               <w:rPr>
                 <w:webHidden/>
@@ -424,7 +424,7 @@
         <w:spacing w:before="0" w:after="120"/>
         <w:rPr/>
       </w:pPr>
-      <w:bookmarkStart w:id="0" w:name="__RefHeading___Toc16989_3672760668"/>
+      <w:bookmarkStart w:id="0" w:name="__RefHeading___Toc17230_2049021629"/>
       <w:bookmarkEnd w:id="0"/>
       <w:r>
         <w:rPr/>
@@ -1165,7 +1165,7 @@
         <w:pStyle w:val="Heading1"/>
         <w:rPr/>
       </w:pPr>
-      <w:bookmarkStart w:id="2" w:name="__RefHeading___Toc16991_3672760668"/>
+      <w:bookmarkStart w:id="2" w:name="__RefHeading___Toc17232_2049021629"/>
       <w:bookmarkEnd w:id="2"/>
       <w:r>
         <w:rPr/>
@@ -1218,7 +1218,7 @@
         <w:pStyle w:val="Heading1"/>
         <w:rPr/>
       </w:pPr>
-      <w:bookmarkStart w:id="3" w:name="__RefHeading___Toc16993_3672760668"/>
+      <w:bookmarkStart w:id="3" w:name="__RefHeading___Toc17234_2049021629"/>
       <w:bookmarkStart w:id="4" w:name="ambiente-e-metodo"/>
       <w:bookmarkEnd w:id="3"/>
       <w:r>
@@ -2007,7 +2007,7 @@
         <w:pStyle w:val="Heading1"/>
         <w:rPr/>
       </w:pPr>
-      <w:bookmarkStart w:id="5" w:name="__RefHeading___Toc16995_3672760668"/>
+      <w:bookmarkStart w:id="5" w:name="__RefHeading___Toc17236_2049021629"/>
       <w:bookmarkStart w:id="6" w:name="esito-complessivo-dei-casi-invariati"/>
       <w:bookmarkEnd w:id="5"/>
       <w:r>
@@ -2936,7 +2936,7 @@
         <w:pStyle w:val="Heading1"/>
         <w:rPr/>
       </w:pPr>
-      <w:bookmarkStart w:id="7" w:name="__RefHeading___Toc16997_3672760668"/>
+      <w:bookmarkStart w:id="7" w:name="__RefHeading___Toc17238_2049021629"/>
       <w:bookmarkEnd w:id="7"/>
       <w:r>
         <w:rPr/>
@@ -6548,7 +6548,7 @@
         <w:pStyle w:val="Heading1"/>
         <w:rPr/>
       </w:pPr>
-      <w:bookmarkStart w:id="9" w:name="__RefHeading___Toc16999_3672760668"/>
+      <w:bookmarkStart w:id="9" w:name="__RefHeading___Toc17240_2049021629"/>
       <w:bookmarkEnd w:id="9"/>
       <w:r>
         <w:rPr/>
@@ -7870,7 +7870,7 @@
         <w:pStyle w:val="Heading1"/>
         <w:rPr/>
       </w:pPr>
-      <w:bookmarkStart w:id="10" w:name="__RefHeading___Toc17001_3672760668"/>
+      <w:bookmarkStart w:id="10" w:name="__RefHeading___Toc17242_2049021629"/>
       <w:bookmarkStart w:id="11" w:name="differenze-osservate-e-motivazione"/>
       <w:bookmarkEnd w:id="10"/>
       <w:r>
@@ -7883,7 +7883,7 @@
         <w:pStyle w:val="Heading2"/>
         <w:rPr/>
       </w:pPr>
-      <w:bookmarkStart w:id="12" w:name="__RefHeading___Toc17003_3672760668"/>
+      <w:bookmarkStart w:id="12" w:name="__RefHeading___Toc17244_2049021629"/>
       <w:bookmarkStart w:id="13" w:name="differenze-volute"/>
       <w:bookmarkEnd w:id="12"/>
       <w:r>
@@ -7958,7 +7958,7 @@
         <w:pStyle w:val="Heading2"/>
         <w:rPr/>
       </w:pPr>
-      <w:bookmarkStart w:id="14" w:name="__RefHeading___Toc17005_3672760668"/>
+      <w:bookmarkStart w:id="14" w:name="__RefHeading___Toc17246_2049021629"/>
       <w:bookmarkStart w:id="15" w:name="X57db3b63f7f7174477f70a15bbf740b0d77a323"/>
       <w:bookmarkEnd w:id="14"/>
       <w:r>
@@ -8092,7 +8092,7 @@
         <w:pStyle w:val="Heading2"/>
         <w:rPr/>
       </w:pPr>
-      <w:bookmarkStart w:id="16" w:name="__RefHeading___Toc17007_3672760668"/>
+      <w:bookmarkStart w:id="16" w:name="__RefHeading___Toc17248_2049021629"/>
       <w:bookmarkStart w:id="17" w:name="X820af080a7ebd3f3308f75dbc9fc5dc628f00e9"/>
       <w:bookmarkEnd w:id="16"/>
       <w:r>
@@ -8220,7 +8220,7 @@
         <w:pStyle w:val="Heading1"/>
         <w:rPr/>
       </w:pPr>
-      <w:bookmarkStart w:id="18" w:name="__RefHeading___Toc17009_3672760668"/>
+      <w:bookmarkStart w:id="18" w:name="__RefHeading___Toc17250_2049021629"/>
       <w:bookmarkStart w:id="19" w:name="conclusione-ca-06"/>
       <w:bookmarkEnd w:id="18"/>
       <w:r>
